--- a/testakten/statusfeststellung-drv-musikschule-gf-freelancer-klingenhain/01-mandatsnotiz-und-risiko.docx
+++ b/testakten/statusfeststellung-drv-musikschule-gf-freelancer-klingenhain/01-mandatsnotiz-und-risiko.docx
@@ -10,49 +10,7 @@
         <w:rPr>
           <w:rFonts w:ascii="Times New Roman" w:hAnsi="Times New Roman"/>
         </w:rPr>
-        <w:t>Mandatsnotiz - Klingenhain Musikschule</w:t>
-      </w:r>
-    </w:p>
-    <w:p>
-      <w:pPr>
-        <w:jc w:val="left"/>
-      </w:pPr>
-      <w:r>
-        <w:rPr>
-          <w:b/>
-        </w:rPr>
-        <w:t>Mandantin:</w:t>
-      </w:r>
-      <w:r>
-        <w:t xml:space="preserve"> Klingenhain Musikschule gGmbH, kommunal geförderte Einrichtung in Hessen, 42 Festangestellte, 63 Honorarkräfte, 1.840 Schüler.</w:t>
-      </w:r>
-    </w:p>
-    <w:p>
-      <w:pPr>
-        <w:jc w:val="left"/>
-      </w:pPr>
-      <w:r>
-        <w:rPr>
-          <w:b/>
-        </w:rPr>
-        <w:t>Anlass:</w:t>
-      </w:r>
-      <w:r>
-        <w:t xml:space="preserve"> DRV-Betriebsprüfung 2022-2025 mit Schwerpunkt Honorarkräfte, Geschäftsführung, freier anwaltlicher Mitarbeiter und IT-Freelancer.</w:t>
-      </w:r>
-    </w:p>
-    <w:p>
-      <w:pPr>
-        <w:jc w:val="left"/>
-      </w:pPr>
-      <w:r>
-        <w:rPr>
-          <w:b/>
-        </w:rPr>
-        <w:t>Aktenzeichen intern:</w:t>
-      </w:r>
-      <w:r>
-        <w:t xml:space="preserve"> KH-DRV-2026-06.</w:t>
+        <w:t>Mandatsnotiz Klingenhain Musikschule</w:t>
       </w:r>
     </w:p>
     <w:p>
@@ -63,7 +21,7 @@
         <w:rPr>
           <w:rFonts w:ascii="Times New Roman" w:hAnsi="Times New Roman"/>
         </w:rPr>
-        <w:t>Sofortproblem</w:t>
+        <w:t>1 Mandantin und Anlass</w:t>
       </w:r>
     </w:p>
     <w:p>
@@ -71,7 +29,7 @@
         <w:jc w:val="left"/>
       </w:pPr>
       <w:r>
-        <w:t>Die Verträge lesen sich frei, die Praxis wirkt teilweise sehr organisiert: feste Räume, feste Stundenpläne, Krankmeldungen über das Sekretariat, verpflichtende Teamtage, zentrale Elternkommunikation, Schülereinteilung durch die Musikschule und monatlich gleichförmige Rechnungen. Gleichzeitig gibt es echte Selbständigkeitsindizien bei einzelnen Lehrkräften mit eigenem Studio, eigenen Schülern, eigener Website und Vertretungsorganisation.</w:t>
+        <w:t>Mandantin ist die Klingenhain Musikschule gemeinnützige GmbH, eine kommunal geförderte Einrichtung in Hessen mit 42 Festangestellten, 63 Honorarkräften und 1.840 Schülern. Anlass ist eine DRV-Betriebsprüfung für die Jahre 2022 bis 2025 mit Schwerpunkt auf den Honorarkräften, der Geschäftsführung, einer freien anwaltlichen Mitarbeiterin und einem IT-Freelancer. Internes Aktenzeichen: KH-DRV-2026-06.</w:t>
       </w:r>
     </w:p>
     <w:p>
@@ -82,77 +40,15 @@
         <w:rPr>
           <w:rFonts w:ascii="Times New Roman" w:hAnsi="Times New Roman"/>
         </w:rPr>
-        <w:t>Risikogruppen</w:t>
+        <w:t>2 Ausgangslage</w:t>
       </w:r>
     </w:p>
     <w:p>
       <w:pPr>
-        <w:pStyle w:val="ListBullet"/>
+        <w:jc w:val="left"/>
       </w:pPr>
       <w:r>
-        <w:rPr>
-          <w:b/>
-        </w:rPr>
-        <w:t>Gitarren-/Klavierlehrkräfte:</w:t>
-      </w:r>
-      <w:r>
-        <w:t xml:space="preserve"> größtes Volumen, gemischte Praxis, neue BSG-Linie beachten.</w:t>
-      </w:r>
-    </w:p>
-    <w:p>
-      <w:pPr>
-        <w:pStyle w:val="ListBullet"/>
-      </w:pPr>
-      <w:r>
-        <w:rPr>
-          <w:b/>
-        </w:rPr>
-        <w:t>Geschäftsführer Dr. Balduin Klingenhain:</w:t>
-      </w:r>
-      <w:r>
-        <w:t xml:space="preserve"> hält exakt 50%, Satzung einfache Mehrheit, Nebenabrede mit Vetorecht nicht notariell/satzungsmäßig gesichert.</w:t>
-      </w:r>
-    </w:p>
-    <w:p>
-      <w:pPr>
-        <w:pStyle w:val="ListBullet"/>
-      </w:pPr>
-      <w:r>
-        <w:rPr>
-          <w:b/>
-        </w:rPr>
-        <w:t>Freie anwaltliche Mitarbeiterin:</w:t>
-      </w:r>
-      <w:r>
-        <w:t xml:space="preserve"> nutzt Kanzlei-/Schul-Mail, spricht mit Eltern und Vertragspartnern, rechnet monatlich pauschal ab.</w:t>
-      </w:r>
-    </w:p>
-    <w:p>
-      <w:pPr>
-        <w:pStyle w:val="ListBullet"/>
-      </w:pPr>
-      <w:r>
-        <w:rPr>
-          <w:b/>
-        </w:rPr>
-        <w:t>IT-Freelancer:</w:t>
-      </w:r>
-      <w:r>
-        <w:t xml:space="preserve"> Jira, Teams, Adminzugang, zwei Onsite-Tage pro Woche, aber eigene GmbH und mehrere Kunden.</w:t>
-      </w:r>
-    </w:p>
-    <w:p>
-      <w:pPr>
-        <w:pStyle w:val="ListBullet"/>
-      </w:pPr>
-      <w:r>
-        <w:rPr>
-          <w:b/>
-        </w:rPr>
-        <w:t>Online-Tutorinnen:</w:t>
-      </w:r>
-      <w:r>
-        <w:t xml:space="preserve"> Plattformsteuerung und Preisvorgabe, aber freier Ort.</w:t>
+        <w:t>Die Verträge lesen sich als Verträge über freie Mitarbeit. Die tatsächliche Durchführung ist bei einem Teil der Beteiligten stark organisiert: feste Räume, feste Stundenpläne, Krankmeldungen über das Sekretariat, verpflichtende Teamtage, zentrale Elternkommunikation, Schülereinteilung durch die Musikschule und monatlich gleichförmige Rechnungen. Bei einzelnen Lehrkräften bestehen zugleich Merkmale einer selbständigen Tätigkeit, etwa ein eigenes Studio, eigene Schüler, eine eigene Website und eine eigene Vertretungsorganisation.</w:t>
       </w:r>
     </w:p>
     <w:p>
@@ -163,47 +59,74 @@
         <w:rPr>
           <w:rFonts w:ascii="Times New Roman" w:hAnsi="Times New Roman"/>
         </w:rPr>
-        <w:t>Gewünschte Outputs</w:t>
+        <w:t>3 Betroffene Gruppen und Personen</w:t>
       </w:r>
     </w:p>
     <w:p>
       <w:pPr>
-        <w:pStyle w:val="ListNumber"/>
+        <w:jc w:val="left"/>
       </w:pPr>
       <w:r>
-        <w:t>Indizienmatrix mit Vertrag vs. Praxis.</w:t>
+        <w:t>3.1 Gitarren- und Klavierlehrkräfte mit dem größten Honorarvolumen und gemischter Praxis.</w:t>
       </w:r>
     </w:p>
     <w:p>
       <w:pPr>
-        <w:pStyle w:val="ListNumber"/>
+        <w:jc w:val="left"/>
       </w:pPr>
       <w:r>
-        <w:t>Erwiderung auf DRV-Anhörung.</w:t>
+        <w:t>3.2 Der Geschäftsführer Dr. Balduin Klingenhain, der exakt 50 Prozent der Geschäftsanteile hält; die Satzung sieht einfache Mehrheit vor, das Vetorecht aus dem Gründerbrief ist privatschriftlich und nicht notariell oder satzungsmäßig gesichert.</w:t>
       </w:r>
     </w:p>
     <w:p>
       <w:pPr>
-        <w:pStyle w:val="ListNumber"/>
+        <w:jc w:val="left"/>
       </w:pPr>
       <w:r>
-        <w:t>Sanierungsplan für Honorarverträge und tatsächliche Durchführung.</w:t>
+        <w:t>3.3 Eine freie anwaltliche Mitarbeiterin, die eine Kanzlei- und Schul-Mailadresse nutzt, mit Eltern und Vertragspartnern spricht und monatlich pauschal abrechnet.</w:t>
       </w:r>
     </w:p>
     <w:p>
       <w:pPr>
-        <w:pStyle w:val="ListNumber"/>
+        <w:jc w:val="left"/>
       </w:pPr>
       <w:r>
-        <w:t>GF-Statusnotiz 50%-Patt und Sperrminorität.</w:t>
+        <w:t>3.4 Ein IT-Freelancer mit Zugang zu Jira, Teams und Administrationsrechten und zwei Präsenztagen pro Woche, der zugleich eine eigene GmbH und mehrere Kunden hat.</w:t>
       </w:r>
     </w:p>
     <w:p>
       <w:pPr>
-        <w:pStyle w:val="ListNumber"/>
+        <w:jc w:val="left"/>
       </w:pPr>
       <w:r>
-        <w:t>Beitragsrisiko mit Szenarien und Kommunikationslinie gegenüber Vorstand.</w:t>
+        <w:t>3.5 Online-Tutorinnen mit Plattformsteuerung und Preisvorgabe durch die Musikschule, aber freier Wahl des Arbeitsorts.</w:t>
+      </w:r>
+    </w:p>
+    <w:p>
+      <w:pPr>
+        <w:pStyle w:val="Heading2"/>
+      </w:pPr>
+      <w:r>
+        <w:rPr>
+          <w:rFonts w:ascii="Times New Roman" w:hAnsi="Times New Roman"/>
+        </w:rPr>
+        <w:t>4 Verfahrensstand und Fristen</w:t>
+      </w:r>
+    </w:p>
+    <w:p>
+      <w:pPr>
+        <w:jc w:val="left"/>
+      </w:pPr>
+      <w:r>
+        <w:t>Die DRV hat im Prüfverfahren eine Anhörung durchgeführt; die Äußerungsfrist ist im Verfahrenskalender vermerkt. Der Sachverhalt und die für die Bewertung maßgeblichen Unterlagen ergeben sich aus den übrigen Aktenstücken. Die rechtliche Bewertung bleibt der Bearbeitung vorbehalten.</w:t>
+      </w:r>
+    </w:p>
+    <w:p>
+      <w:pPr>
+        <w:jc w:val="left"/>
+      </w:pPr>
+      <w:r>
+        <w:t>Formathinweis: Dieses Aktenstück wird in Times New Roman, 11 pt, mit ausschließlich dezimaler Gliederung ausgegeben.</w:t>
       </w:r>
     </w:p>
     <w:sectPr>

--- a/testakten/statusfeststellung-drv-musikschule-gf-freelancer-klingenhain/01-mandatsnotiz-und-risiko.docx
+++ b/testakten/statusfeststellung-drv-musikschule-gf-freelancer-klingenhain/01-mandatsnotiz-und-risiko.docx
@@ -119,14 +119,6 @@
       </w:pPr>
       <w:r>
         <w:t>Die DRV hat im Prüfverfahren eine Anhörung durchgeführt; die Äußerungsfrist ist im Verfahrenskalender vermerkt. Der Sachverhalt und die für die Bewertung maßgeblichen Unterlagen ergeben sich aus den übrigen Aktenstücken. Die rechtliche Bewertung bleibt der Bearbeitung vorbehalten.</w:t>
-      </w:r>
-    </w:p>
-    <w:p>
-      <w:pPr>
-        <w:jc w:val="left"/>
-      </w:pPr>
-      <w:r>
-        <w:t>Formathinweis: Dieses Aktenstück wird in Times New Roman, 11 pt, mit ausschließlich dezimaler Gliederung ausgegeben.</w:t>
       </w:r>
     </w:p>
     <w:sectPr>
